--- a/docs/ТЗ_spk-cyberlab.docx
+++ b/docs/ТЗ_spk-cyberlab.docx
@@ -10,7 +10,6 @@
           <w:rFonts w:ascii="Cascadia Code" w:hAnsi="Cascadia Code"/>
           <w:b/>
           <w:bCs/>
-          <w:lang w:val="en-US"/>
         </w:rPr>
       </w:pPr>
       <w:r>
@@ -689,7 +688,19 @@
         <w:rPr>
           <w:rFonts w:ascii="Cascadia Code" w:hAnsi="Cascadia Code"/>
         </w:rPr>
-        <w:t>Регистрация студентов по корпоративной почте или через приглашение (с валидацией).</w:t>
+        <w:t>Регистрация студентов</w:t>
+      </w:r>
+      <w:r>
+        <w:rPr>
+          <w:rFonts w:ascii="Cascadia Code" w:hAnsi="Cascadia Code"/>
+        </w:rPr>
+        <w:t xml:space="preserve"> по соответствию в списке группы</w:t>
+      </w:r>
+      <w:r>
+        <w:rPr>
+          <w:rFonts w:ascii="Cascadia Code" w:hAnsi="Cascadia Code"/>
+        </w:rPr>
+        <w:t>.</w:t>
       </w:r>
     </w:p>
     <w:p>
@@ -739,16 +750,14 @@
         <w:rPr>
           <w:rFonts w:ascii="Cascadia Code" w:hAnsi="Cascadia Code"/>
         </w:rPr>
-        <w:t xml:space="preserve">Восстановление пароля по </w:t>
-      </w:r>
-      <w:proofErr w:type="spellStart"/>
-      <w:r>
-        <w:rPr>
-          <w:rFonts w:ascii="Cascadia Code" w:hAnsi="Cascadia Code"/>
-        </w:rPr>
-        <w:t>email</w:t>
-      </w:r>
-      <w:proofErr w:type="spellEnd"/>
+        <w:t xml:space="preserve">Восстановление пароля </w:t>
+      </w:r>
+      <w:r>
+        <w:rPr>
+          <w:rFonts w:ascii="Cascadia Code" w:hAnsi="Cascadia Code"/>
+        </w:rPr>
+        <w:t>через администратора системы</w:t>
+      </w:r>
       <w:r>
         <w:rPr>
           <w:rFonts w:ascii="Cascadia Code" w:hAnsi="Cascadia Code"/>
@@ -1257,6 +1266,42 @@
     </w:p>
     <w:p>
       <w:pPr>
+        <w:numPr>
+          <w:ilvl w:val="0"/>
+          <w:numId w:val="4"/>
+        </w:numPr>
+        <w:spacing w:after="0" w:line="240" w:lineRule="auto"/>
+        <w:rPr>
+          <w:rFonts w:ascii="Cascadia Code" w:hAnsi="Cascadia Code"/>
+        </w:rPr>
+      </w:pPr>
+      <w:r>
+        <w:rPr>
+          <w:rFonts w:ascii="Cascadia Code" w:hAnsi="Cascadia Code"/>
+        </w:rPr>
+        <w:t>Возможность поиска, фильтрации и сортировки.</w:t>
+      </w:r>
+    </w:p>
+    <w:p>
+      <w:pPr>
+        <w:numPr>
+          <w:ilvl w:val="0"/>
+          <w:numId w:val="4"/>
+        </w:numPr>
+        <w:spacing w:after="0" w:line="240" w:lineRule="auto"/>
+        <w:rPr>
+          <w:rFonts w:ascii="Cascadia Code" w:hAnsi="Cascadia Code"/>
+        </w:rPr>
+      </w:pPr>
+      <w:r>
+        <w:rPr>
+          <w:rFonts w:ascii="Cascadia Code" w:hAnsi="Cascadia Code"/>
+        </w:rPr>
+        <w:t>Две обязательные категории: видео и фото.</w:t>
+      </w:r>
+    </w:p>
+    <w:p>
+      <w:pPr>
         <w:spacing w:after="0" w:line="240" w:lineRule="auto"/>
         <w:rPr>
           <w:rFonts w:ascii="Cascadia Code" w:hAnsi="Cascadia Code"/>
@@ -1420,6 +1465,7 @@
         <w:rPr>
           <w:rFonts w:ascii="Cascadia Code" w:hAnsi="Cascadia Code"/>
         </w:rPr>
+        <w:lastRenderedPageBreak/>
         <w:t>Уровни (например, «Новичок», «Хакер», «Архитектор безопасности»).</w:t>
       </w:r>
     </w:p>
@@ -1438,7 +1484,6 @@
           <w:b/>
           <w:bCs/>
         </w:rPr>
-        <w:lastRenderedPageBreak/>
         <w:t>3.7. Технические требования</w:t>
       </w:r>
     </w:p>
@@ -2743,14 +2788,6 @@
           <w:rFonts w:ascii="Cascadia Code" w:hAnsi="Cascadia Code"/>
         </w:rPr>
       </w:pPr>
-      <w:r>
-        <w:rPr>
-          <w:rFonts w:ascii="Cascadia Code" w:hAnsi="Cascadia Code"/>
-        </w:rPr>
-        <w:pict w14:anchorId="666CFD29">
-          <v:rect id="_x0000_i1119" style="width:0;height:.75pt" o:hralign="center" o:hrstd="t" o:hr="t" fillcolor="#a0a0a0" stroked="f"/>
-        </w:pict>
-      </w:r>
     </w:p>
     <w:p>
       <w:pPr>
@@ -3682,14 +3719,6 @@
         <w:spacing w:after="0" w:line="240" w:lineRule="auto"/>
         <w:rPr>
           <w:rFonts w:ascii="Cascadia Code" w:hAnsi="Cascadia Code"/>
-        </w:rPr>
-      </w:pPr>
-    </w:p>
-    <w:p>
-      <w:pPr>
-        <w:spacing w:after="0" w:line="240" w:lineRule="auto"/>
-        <w:rPr>
-          <w:rFonts w:ascii="Cascadia Code" w:hAnsi="Cascadia Code"/>
           <w:b/>
           <w:bCs/>
         </w:rPr>
@@ -3700,890 +3729,16 @@
           <w:b/>
           <w:bCs/>
         </w:rPr>
-        <w:t>6. Дорожная карта разработки (6–9 месяцев)</w:t>
-      </w:r>
-    </w:p>
-    <w:p>
-      <w:pPr>
-        <w:spacing w:after="0" w:line="240" w:lineRule="auto"/>
+        <w:lastRenderedPageBreak/>
+        <w:t>6</w:t>
+      </w:r>
+      <w:r>
         <w:rPr>
           <w:rFonts w:ascii="Cascadia Code" w:hAnsi="Cascadia Code"/>
           <w:b/>
           <w:bCs/>
         </w:rPr>
-      </w:pPr>
-      <w:r>
-        <w:rPr>
-          <w:rFonts w:ascii="Cascadia Code" w:hAnsi="Cascadia Code"/>
-          <w:b/>
-          <w:bCs/>
-        </w:rPr>
-        <w:lastRenderedPageBreak/>
-        <w:t>Этап 0. Организационный (1 неделя)</w:t>
-      </w:r>
-    </w:p>
-    <w:p>
-      <w:pPr>
-        <w:numPr>
-          <w:ilvl w:val="0"/>
-          <w:numId w:val="9"/>
-        </w:numPr>
-        <w:spacing w:after="0" w:line="240" w:lineRule="auto"/>
-        <w:rPr>
-          <w:rFonts w:ascii="Cascadia Code" w:hAnsi="Cascadia Code"/>
-        </w:rPr>
-      </w:pPr>
-      <w:r>
-        <w:rPr>
-          <w:rFonts w:ascii="Cascadia Code" w:hAnsi="Cascadia Code"/>
-        </w:rPr>
-        <w:t>Регистрация домена (выполнено).</w:t>
-      </w:r>
-    </w:p>
-    <w:p>
-      <w:pPr>
-        <w:numPr>
-          <w:ilvl w:val="0"/>
-          <w:numId w:val="9"/>
-        </w:numPr>
-        <w:spacing w:after="0" w:line="240" w:lineRule="auto"/>
-        <w:rPr>
-          <w:rFonts w:ascii="Cascadia Code" w:hAnsi="Cascadia Code"/>
-        </w:rPr>
-      </w:pPr>
-      <w:r>
-        <w:rPr>
-          <w:rFonts w:ascii="Cascadia Code" w:hAnsi="Cascadia Code"/>
-        </w:rPr>
-        <w:t>Выбор VPS на </w:t>
-      </w:r>
-      <w:proofErr w:type="spellStart"/>
-      <w:r>
-        <w:rPr>
-          <w:rFonts w:ascii="Cascadia Code" w:hAnsi="Cascadia Code"/>
-        </w:rPr>
-        <w:fldChar w:fldCharType="begin"/>
-      </w:r>
-      <w:r>
-        <w:rPr>
-          <w:rFonts w:ascii="Cascadia Code" w:hAnsi="Cascadia Code"/>
-        </w:rPr>
-        <w:instrText>HYPERLINK "https://timeweb.cloud/" \t "_blank"</w:instrText>
-      </w:r>
-      <w:r>
-        <w:rPr>
-          <w:rFonts w:ascii="Cascadia Code" w:hAnsi="Cascadia Code"/>
-        </w:rPr>
-      </w:r>
-      <w:r>
-        <w:rPr>
-          <w:rFonts w:ascii="Cascadia Code" w:hAnsi="Cascadia Code"/>
-        </w:rPr>
-        <w:fldChar w:fldCharType="separate"/>
-      </w:r>
-      <w:r>
-        <w:rPr>
-          <w:rStyle w:val="ac"/>
-          <w:rFonts w:ascii="Cascadia Code" w:hAnsi="Cascadia Code"/>
-        </w:rPr>
-        <w:t>Timeweb.cloud</w:t>
-      </w:r>
-      <w:proofErr w:type="spellEnd"/>
-      <w:r>
-        <w:rPr>
-          <w:rFonts w:ascii="Cascadia Code" w:hAnsi="Cascadia Code"/>
-        </w:rPr>
-        <w:fldChar w:fldCharType="end"/>
-      </w:r>
-      <w:r>
-        <w:rPr>
-          <w:rFonts w:ascii="Cascadia Code" w:hAnsi="Cascadia Code"/>
-        </w:rPr>
-        <w:t>, настройка базового сервера (пока без развёртывания).</w:t>
-      </w:r>
-    </w:p>
-    <w:p>
-      <w:pPr>
-        <w:numPr>
-          <w:ilvl w:val="0"/>
-          <w:numId w:val="9"/>
-        </w:numPr>
-        <w:spacing w:after="0" w:line="240" w:lineRule="auto"/>
-        <w:rPr>
-          <w:rFonts w:ascii="Cascadia Code" w:hAnsi="Cascadia Code"/>
-        </w:rPr>
-      </w:pPr>
-      <w:r>
-        <w:rPr>
-          <w:rFonts w:ascii="Cascadia Code" w:hAnsi="Cascadia Code"/>
-        </w:rPr>
-        <w:t>Создание репозитория, настройка CI/CD, подготовка окружения разработки.</w:t>
-      </w:r>
-    </w:p>
-    <w:p>
-      <w:pPr>
-        <w:numPr>
-          <w:ilvl w:val="0"/>
-          <w:numId w:val="9"/>
-        </w:numPr>
-        <w:spacing w:after="0" w:line="240" w:lineRule="auto"/>
-        <w:rPr>
-          <w:rFonts w:ascii="Cascadia Code" w:hAnsi="Cascadia Code"/>
-        </w:rPr>
-      </w:pPr>
-      <w:r>
-        <w:rPr>
-          <w:rFonts w:ascii="Cascadia Code" w:hAnsi="Cascadia Code"/>
-        </w:rPr>
-        <w:t>Формирование команды (если требуется).</w:t>
-      </w:r>
-    </w:p>
-    <w:p>
-      <w:pPr>
-        <w:spacing w:after="0" w:line="240" w:lineRule="auto"/>
-        <w:rPr>
-          <w:rFonts w:ascii="Cascadia Code" w:hAnsi="Cascadia Code"/>
-          <w:b/>
-          <w:bCs/>
-        </w:rPr>
-      </w:pPr>
-      <w:r>
-        <w:rPr>
-          <w:rFonts w:ascii="Cascadia Code" w:hAnsi="Cascadia Code"/>
-          <w:b/>
-          <w:bCs/>
-        </w:rPr>
-        <w:t>Этап 1. MVP (2–3 месяца)</w:t>
-      </w:r>
-    </w:p>
-    <w:p>
-      <w:pPr>
-        <w:spacing w:after="0" w:line="240" w:lineRule="auto"/>
-        <w:rPr>
-          <w:rFonts w:ascii="Cascadia Code" w:hAnsi="Cascadia Code"/>
-        </w:rPr>
-      </w:pPr>
-      <w:r>
-        <w:rPr>
-          <w:rFonts w:ascii="Cascadia Code" w:hAnsi="Cascadia Code"/>
-          <w:b/>
-          <w:bCs/>
-        </w:rPr>
-        <w:t>Цель:</w:t>
-      </w:r>
-      <w:r>
-        <w:rPr>
-          <w:rFonts w:ascii="Cascadia Code" w:hAnsi="Cascadia Code"/>
-        </w:rPr>
-        <w:t> Запуск базовой платформы с теорией и простыми заданиями.</w:t>
-      </w:r>
-    </w:p>
-    <w:p>
-      <w:pPr>
-        <w:numPr>
-          <w:ilvl w:val="0"/>
-          <w:numId w:val="10"/>
-        </w:numPr>
-        <w:spacing w:after="0" w:line="240" w:lineRule="auto"/>
-        <w:rPr>
-          <w:rFonts w:ascii="Cascadia Code" w:hAnsi="Cascadia Code"/>
-        </w:rPr>
-      </w:pPr>
-      <w:proofErr w:type="spellStart"/>
-      <w:r>
-        <w:rPr>
-          <w:rFonts w:ascii="Cascadia Code" w:hAnsi="Cascadia Code"/>
-          <w:b/>
-          <w:bCs/>
-        </w:rPr>
-        <w:t>Backend</w:t>
-      </w:r>
-      <w:proofErr w:type="spellEnd"/>
-      <w:r>
-        <w:rPr>
-          <w:rFonts w:ascii="Cascadia Code" w:hAnsi="Cascadia Code"/>
-          <w:b/>
-          <w:bCs/>
-        </w:rPr>
-        <w:t>:</w:t>
-      </w:r>
-      <w:r>
-        <w:rPr>
-          <w:rFonts w:ascii="Cascadia Code" w:hAnsi="Cascadia Code"/>
-        </w:rPr>
-        <w:t> Реализовать модуль авторизации/регистрации, ролевую модель, базовое API для CRUD курсов, тем, заданий (текстовые ответы).</w:t>
-      </w:r>
-    </w:p>
-    <w:p>
-      <w:pPr>
-        <w:numPr>
-          <w:ilvl w:val="0"/>
-          <w:numId w:val="10"/>
-        </w:numPr>
-        <w:spacing w:after="0" w:line="240" w:lineRule="auto"/>
-        <w:rPr>
-          <w:rFonts w:ascii="Cascadia Code" w:hAnsi="Cascadia Code"/>
-        </w:rPr>
-      </w:pPr>
-      <w:proofErr w:type="spellStart"/>
-      <w:r>
-        <w:rPr>
-          <w:rFonts w:ascii="Cascadia Code" w:hAnsi="Cascadia Code"/>
-          <w:b/>
-          <w:bCs/>
-        </w:rPr>
-        <w:t>Frontend</w:t>
-      </w:r>
-      <w:proofErr w:type="spellEnd"/>
-      <w:r>
-        <w:rPr>
-          <w:rFonts w:ascii="Cascadia Code" w:hAnsi="Cascadia Code"/>
-          <w:b/>
-          <w:bCs/>
-        </w:rPr>
-        <w:t>:</w:t>
-      </w:r>
-      <w:r>
-        <w:rPr>
-          <w:rFonts w:ascii="Cascadia Code" w:hAnsi="Cascadia Code"/>
-        </w:rPr>
-        <w:t> Создать макеты (</w:t>
-      </w:r>
-      <w:proofErr w:type="spellStart"/>
-      <w:r>
-        <w:rPr>
-          <w:rFonts w:ascii="Cascadia Code" w:hAnsi="Cascadia Code"/>
-        </w:rPr>
-        <w:t>Figma</w:t>
-      </w:r>
-      <w:proofErr w:type="spellEnd"/>
-      <w:r>
-        <w:rPr>
-          <w:rFonts w:ascii="Cascadia Code" w:hAnsi="Cascadia Code"/>
-        </w:rPr>
-        <w:t xml:space="preserve"> или сразу в коде), верстку главной страницы, личного кабинета, страницы курса с теорией, страницы задания (с формой ответа).</w:t>
-      </w:r>
-    </w:p>
-    <w:p>
-      <w:pPr>
-        <w:numPr>
-          <w:ilvl w:val="0"/>
-          <w:numId w:val="10"/>
-        </w:numPr>
-        <w:spacing w:after="0" w:line="240" w:lineRule="auto"/>
-        <w:rPr>
-          <w:rFonts w:ascii="Cascadia Code" w:hAnsi="Cascadia Code"/>
-        </w:rPr>
-      </w:pPr>
-      <w:r>
-        <w:rPr>
-          <w:rFonts w:ascii="Cascadia Code" w:hAnsi="Cascadia Code"/>
-          <w:b/>
-          <w:bCs/>
-        </w:rPr>
-        <w:t>Контент:</w:t>
-      </w:r>
-      <w:r>
-        <w:rPr>
-          <w:rFonts w:ascii="Cascadia Code" w:hAnsi="Cascadia Code"/>
-        </w:rPr>
-        <w:t xml:space="preserve"> Перенести материалы по криптографии (Цезарь, </w:t>
-      </w:r>
-      <w:proofErr w:type="spellStart"/>
-      <w:r>
-        <w:rPr>
-          <w:rFonts w:ascii="Cascadia Code" w:hAnsi="Cascadia Code"/>
-        </w:rPr>
-        <w:t>Виженер</w:t>
-      </w:r>
-      <w:proofErr w:type="spellEnd"/>
-      <w:r>
-        <w:rPr>
-          <w:rFonts w:ascii="Cascadia Code" w:hAnsi="Cascadia Code"/>
-        </w:rPr>
-        <w:t xml:space="preserve">, RSA, </w:t>
-      </w:r>
-      <w:proofErr w:type="spellStart"/>
-      <w:r>
-        <w:rPr>
-          <w:rFonts w:ascii="Cascadia Code" w:hAnsi="Cascadia Code"/>
-        </w:rPr>
-        <w:t>хеши</w:t>
-      </w:r>
-      <w:proofErr w:type="spellEnd"/>
-      <w:r>
-        <w:rPr>
-          <w:rFonts w:ascii="Cascadia Code" w:hAnsi="Cascadia Code"/>
-        </w:rPr>
-        <w:t>) и БД (основы SQL) из MVP-проектов.</w:t>
-      </w:r>
-    </w:p>
-    <w:p>
-      <w:pPr>
-        <w:numPr>
-          <w:ilvl w:val="0"/>
-          <w:numId w:val="10"/>
-        </w:numPr>
-        <w:spacing w:after="0" w:line="240" w:lineRule="auto"/>
-        <w:rPr>
-          <w:rFonts w:ascii="Cascadia Code" w:hAnsi="Cascadia Code"/>
-        </w:rPr>
-      </w:pPr>
-      <w:r>
-        <w:rPr>
-          <w:rFonts w:ascii="Cascadia Code" w:hAnsi="Cascadia Code"/>
-          <w:b/>
-          <w:bCs/>
-        </w:rPr>
-        <w:t>Мемы:</w:t>
-      </w:r>
-      <w:r>
-        <w:rPr>
-          <w:rFonts w:ascii="Cascadia Code" w:hAnsi="Cascadia Code"/>
-        </w:rPr>
-        <w:t xml:space="preserve"> Реализовать простую ленту с загрузкой изображений и модерацией через флаг </w:t>
-      </w:r>
-      <w:proofErr w:type="spellStart"/>
-      <w:r>
-        <w:rPr>
-          <w:rFonts w:ascii="Cascadia Code" w:hAnsi="Cascadia Code"/>
-        </w:rPr>
-        <w:t>pending</w:t>
-      </w:r>
-      <w:proofErr w:type="spellEnd"/>
-      <w:r>
-        <w:rPr>
-          <w:rFonts w:ascii="Cascadia Code" w:hAnsi="Cascadia Code"/>
-        </w:rPr>
-        <w:t xml:space="preserve"> (преподаватель может одобрить).</w:t>
-      </w:r>
-    </w:p>
-    <w:p>
-      <w:pPr>
-        <w:numPr>
-          <w:ilvl w:val="0"/>
-          <w:numId w:val="10"/>
-        </w:numPr>
-        <w:spacing w:after="0" w:line="240" w:lineRule="auto"/>
-        <w:rPr>
-          <w:rFonts w:ascii="Cascadia Code" w:hAnsi="Cascadia Code"/>
-        </w:rPr>
-      </w:pPr>
-      <w:r>
-        <w:rPr>
-          <w:rFonts w:ascii="Cascadia Code" w:hAnsi="Cascadia Code"/>
-          <w:b/>
-          <w:bCs/>
-        </w:rPr>
-        <w:t>Инфраструктура:</w:t>
-      </w:r>
-      <w:r>
-        <w:rPr>
-          <w:rFonts w:ascii="Cascadia Code" w:hAnsi="Cascadia Code"/>
-        </w:rPr>
-        <w:t> Развернуть приложение на VPS (</w:t>
-      </w:r>
-      <w:proofErr w:type="spellStart"/>
-      <w:r>
-        <w:rPr>
-          <w:rFonts w:ascii="Cascadia Code" w:hAnsi="Cascadia Code"/>
-        </w:rPr>
-        <w:t>Docker</w:t>
-      </w:r>
-      <w:proofErr w:type="spellEnd"/>
-      <w:r>
-        <w:rPr>
-          <w:rFonts w:ascii="Cascadia Code" w:hAnsi="Cascadia Code"/>
-        </w:rPr>
-        <w:t xml:space="preserve">-контейнеры для </w:t>
-      </w:r>
-      <w:proofErr w:type="spellStart"/>
-      <w:r>
-        <w:rPr>
-          <w:rFonts w:ascii="Cascadia Code" w:hAnsi="Cascadia Code"/>
-        </w:rPr>
-        <w:t>frontend</w:t>
-      </w:r>
-      <w:proofErr w:type="spellEnd"/>
-      <w:r>
-        <w:rPr>
-          <w:rFonts w:ascii="Cascadia Code" w:hAnsi="Cascadia Code"/>
-        </w:rPr>
-        <w:t xml:space="preserve">, </w:t>
-      </w:r>
-      <w:proofErr w:type="spellStart"/>
-      <w:r>
-        <w:rPr>
-          <w:rFonts w:ascii="Cascadia Code" w:hAnsi="Cascadia Code"/>
-        </w:rPr>
-        <w:t>backend</w:t>
-      </w:r>
-      <w:proofErr w:type="spellEnd"/>
-      <w:r>
-        <w:rPr>
-          <w:rFonts w:ascii="Cascadia Code" w:hAnsi="Cascadia Code"/>
-        </w:rPr>
-        <w:t xml:space="preserve">, </w:t>
-      </w:r>
-      <w:proofErr w:type="spellStart"/>
-      <w:r>
-        <w:rPr>
-          <w:rFonts w:ascii="Cascadia Code" w:hAnsi="Cascadia Code"/>
-        </w:rPr>
-        <w:t>PostgreSQL</w:t>
-      </w:r>
-      <w:proofErr w:type="spellEnd"/>
-      <w:r>
-        <w:rPr>
-          <w:rFonts w:ascii="Cascadia Code" w:hAnsi="Cascadia Code"/>
-        </w:rPr>
-        <w:t>). Настроить HTTPS (</w:t>
-      </w:r>
-      <w:proofErr w:type="spellStart"/>
-      <w:r>
-        <w:rPr>
-          <w:rFonts w:ascii="Cascadia Code" w:hAnsi="Cascadia Code"/>
-        </w:rPr>
-        <w:t>Let's</w:t>
-      </w:r>
-      <w:proofErr w:type="spellEnd"/>
-      <w:r>
-        <w:rPr>
-          <w:rFonts w:ascii="Cascadia Code" w:hAnsi="Cascadia Code"/>
-        </w:rPr>
-        <w:t xml:space="preserve"> </w:t>
-      </w:r>
-      <w:proofErr w:type="spellStart"/>
-      <w:r>
-        <w:rPr>
-          <w:rFonts w:ascii="Cascadia Code" w:hAnsi="Cascadia Code"/>
-        </w:rPr>
-        <w:t>Encrypt</w:t>
-      </w:r>
-      <w:proofErr w:type="spellEnd"/>
-      <w:r>
-        <w:rPr>
-          <w:rFonts w:ascii="Cascadia Code" w:hAnsi="Cascadia Code"/>
-        </w:rPr>
-        <w:t>).</w:t>
-      </w:r>
-    </w:p>
-    <w:p>
-      <w:pPr>
-        <w:spacing w:after="0" w:line="240" w:lineRule="auto"/>
-        <w:rPr>
-          <w:rFonts w:ascii="Cascadia Code" w:hAnsi="Cascadia Code"/>
-          <w:b/>
-          <w:bCs/>
-        </w:rPr>
-      </w:pPr>
-      <w:r>
-        <w:rPr>
-          <w:rFonts w:ascii="Cascadia Code" w:hAnsi="Cascadia Code"/>
-          <w:b/>
-          <w:bCs/>
-        </w:rPr>
-        <w:t>Этап 2. Основная версия (3–4 месяца)</w:t>
-      </w:r>
-    </w:p>
-    <w:p>
-      <w:pPr>
-        <w:spacing w:after="0" w:line="240" w:lineRule="auto"/>
-        <w:rPr>
-          <w:rFonts w:ascii="Cascadia Code" w:hAnsi="Cascadia Code"/>
-        </w:rPr>
-      </w:pPr>
-      <w:r>
-        <w:rPr>
-          <w:rFonts w:ascii="Cascadia Code" w:hAnsi="Cascadia Code"/>
-          <w:b/>
-          <w:bCs/>
-        </w:rPr>
-        <w:t>Цель:</w:t>
-      </w:r>
-      <w:r>
-        <w:rPr>
-          <w:rFonts w:ascii="Cascadia Code" w:hAnsi="Cascadia Code"/>
-        </w:rPr>
-        <w:t> Добавление песочницы и расширение функционала.</w:t>
-      </w:r>
-    </w:p>
-    <w:p>
-      <w:pPr>
-        <w:numPr>
-          <w:ilvl w:val="0"/>
-          <w:numId w:val="11"/>
-        </w:numPr>
-        <w:spacing w:after="0" w:line="240" w:lineRule="auto"/>
-        <w:rPr>
-          <w:rFonts w:ascii="Cascadia Code" w:hAnsi="Cascadia Code"/>
-        </w:rPr>
-      </w:pPr>
-      <w:r>
-        <w:rPr>
-          <w:rFonts w:ascii="Cascadia Code" w:hAnsi="Cascadia Code"/>
-          <w:b/>
-          <w:bCs/>
-        </w:rPr>
-        <w:t>Песочница:</w:t>
-      </w:r>
-      <w:r>
-        <w:rPr>
-          <w:rFonts w:ascii="Cascadia Code" w:hAnsi="Cascadia Code"/>
-        </w:rPr>
-        <w:t xml:space="preserve"> Разработать безопасную среду выполнения для заданий по поиску уязвимостей. Первый вариант – эмуляция на уровне бэкенда (без реальных контейнеров): принимается запрос, проверяется на наличие вредоносных паттернов, имитируется успешная атака. Это быстрее и безопаснее на первых порах. Позднее – интеграция с </w:t>
-      </w:r>
-      <w:proofErr w:type="spellStart"/>
-      <w:r>
-        <w:rPr>
-          <w:rFonts w:ascii="Cascadia Code" w:hAnsi="Cascadia Code"/>
-        </w:rPr>
-        <w:t>Docker</w:t>
-      </w:r>
-      <w:proofErr w:type="spellEnd"/>
-      <w:r>
-        <w:rPr>
-          <w:rFonts w:ascii="Cascadia Code" w:hAnsi="Cascadia Code"/>
-        </w:rPr>
-        <w:t xml:space="preserve"> API для запуска изолированных экземпляров веб-приложений.</w:t>
-      </w:r>
-    </w:p>
-    <w:p>
-      <w:pPr>
-        <w:numPr>
-          <w:ilvl w:val="0"/>
-          <w:numId w:val="11"/>
-        </w:numPr>
-        <w:spacing w:after="0" w:line="240" w:lineRule="auto"/>
-        <w:rPr>
-          <w:rFonts w:ascii="Cascadia Code" w:hAnsi="Cascadia Code"/>
-        </w:rPr>
-      </w:pPr>
-      <w:r>
-        <w:rPr>
-          <w:rFonts w:ascii="Cascadia Code" w:hAnsi="Cascadia Code"/>
-          <w:b/>
-          <w:bCs/>
-        </w:rPr>
-        <w:t>Задания:</w:t>
-      </w:r>
-      <w:r>
-        <w:rPr>
-          <w:rFonts w:ascii="Cascadia Code" w:hAnsi="Cascadia Code"/>
-        </w:rPr>
-        <w:t> Создать 5–10 заданий на SQL-инъекции, XSS, криптоанализ.</w:t>
-      </w:r>
-    </w:p>
-    <w:p>
-      <w:pPr>
-        <w:numPr>
-          <w:ilvl w:val="0"/>
-          <w:numId w:val="11"/>
-        </w:numPr>
-        <w:spacing w:after="0" w:line="240" w:lineRule="auto"/>
-        <w:rPr>
-          <w:rFonts w:ascii="Cascadia Code" w:hAnsi="Cascadia Code"/>
-        </w:rPr>
-      </w:pPr>
-      <w:r>
-        <w:rPr>
-          <w:rFonts w:ascii="Cascadia Code" w:hAnsi="Cascadia Code"/>
-          <w:b/>
-          <w:bCs/>
-        </w:rPr>
-        <w:t>Аналитика:</w:t>
-      </w:r>
-      <w:r>
-        <w:rPr>
-          <w:rFonts w:ascii="Cascadia Code" w:hAnsi="Cascadia Code"/>
-        </w:rPr>
-        <w:t xml:space="preserve"> Реализовать личные кабинеты с графиками прогресса (использовать Chart.js или </w:t>
-      </w:r>
-      <w:proofErr w:type="spellStart"/>
-      <w:r>
-        <w:rPr>
-          <w:rFonts w:ascii="Cascadia Code" w:hAnsi="Cascadia Code"/>
-        </w:rPr>
-        <w:t>Recharts</w:t>
-      </w:r>
-      <w:proofErr w:type="spellEnd"/>
-      <w:r>
-        <w:rPr>
-          <w:rFonts w:ascii="Cascadia Code" w:hAnsi="Cascadia Code"/>
-        </w:rPr>
-        <w:t>).</w:t>
-      </w:r>
-    </w:p>
-    <w:p>
-      <w:pPr>
-        <w:numPr>
-          <w:ilvl w:val="0"/>
-          <w:numId w:val="11"/>
-        </w:numPr>
-        <w:spacing w:after="0" w:line="240" w:lineRule="auto"/>
-        <w:rPr>
-          <w:rFonts w:ascii="Cascadia Code" w:hAnsi="Cascadia Code"/>
-        </w:rPr>
-      </w:pPr>
-      <w:r>
-        <w:rPr>
-          <w:rFonts w:ascii="Cascadia Code" w:hAnsi="Cascadia Code"/>
-          <w:b/>
-          <w:bCs/>
-        </w:rPr>
-        <w:t>Геймификация:</w:t>
-      </w:r>
-      <w:r>
-        <w:rPr>
-          <w:rFonts w:ascii="Cascadia Code" w:hAnsi="Cascadia Code"/>
-        </w:rPr>
-        <w:t> Добавить таблицу лидеров и первые достижения.</w:t>
-      </w:r>
-    </w:p>
-    <w:p>
-      <w:pPr>
-        <w:numPr>
-          <w:ilvl w:val="0"/>
-          <w:numId w:val="11"/>
-        </w:numPr>
-        <w:spacing w:after="0" w:line="240" w:lineRule="auto"/>
-        <w:rPr>
-          <w:rFonts w:ascii="Cascadia Code" w:hAnsi="Cascadia Code"/>
-        </w:rPr>
-      </w:pPr>
-      <w:r>
-        <w:rPr>
-          <w:rFonts w:ascii="Cascadia Code" w:hAnsi="Cascadia Code"/>
-          <w:b/>
-          <w:bCs/>
-        </w:rPr>
-        <w:t>Тестирование:</w:t>
-      </w:r>
-      <w:r>
-        <w:rPr>
-          <w:rFonts w:ascii="Cascadia Code" w:hAnsi="Cascadia Code"/>
-        </w:rPr>
-        <w:t> Провести внутреннее тестирование с участием малой группы студентов.</w:t>
-      </w:r>
-    </w:p>
-    <w:p>
-      <w:pPr>
-        <w:spacing w:after="0" w:line="240" w:lineRule="auto"/>
-        <w:rPr>
-          <w:rFonts w:ascii="Cascadia Code" w:hAnsi="Cascadia Code"/>
-          <w:b/>
-          <w:bCs/>
-        </w:rPr>
-      </w:pPr>
-      <w:r>
-        <w:rPr>
-          <w:rFonts w:ascii="Cascadia Code" w:hAnsi="Cascadia Code"/>
-          <w:b/>
-          <w:bCs/>
-        </w:rPr>
-        <w:t>Этап 3. Полноценный запуск и масштабирование (1–2 месяца)</w:t>
-      </w:r>
-    </w:p>
-    <w:p>
-      <w:pPr>
-        <w:spacing w:after="0" w:line="240" w:lineRule="auto"/>
-        <w:rPr>
-          <w:rFonts w:ascii="Cascadia Code" w:hAnsi="Cascadia Code"/>
-        </w:rPr>
-      </w:pPr>
-      <w:r>
-        <w:rPr>
-          <w:rFonts w:ascii="Cascadia Code" w:hAnsi="Cascadia Code"/>
-          <w:b/>
-          <w:bCs/>
-        </w:rPr>
-        <w:t>Цель:</w:t>
-      </w:r>
-      <w:r>
-        <w:rPr>
-          <w:rFonts w:ascii="Cascadia Code" w:hAnsi="Cascadia Code"/>
-        </w:rPr>
-        <w:t> Оптимизация, добавление новых курсов, полировка UI/UX.</w:t>
-      </w:r>
-    </w:p>
-    <w:p>
-      <w:pPr>
-        <w:numPr>
-          <w:ilvl w:val="0"/>
-          <w:numId w:val="12"/>
-        </w:numPr>
-        <w:spacing w:after="0" w:line="240" w:lineRule="auto"/>
-        <w:rPr>
-          <w:rFonts w:ascii="Cascadia Code" w:hAnsi="Cascadia Code"/>
-        </w:rPr>
-      </w:pPr>
-      <w:r>
-        <w:rPr>
-          <w:rFonts w:ascii="Cascadia Code" w:hAnsi="Cascadia Code"/>
-        </w:rPr>
-        <w:t>Расширить курсы по программированию, ИИ.</w:t>
-      </w:r>
-    </w:p>
-    <w:p>
-      <w:pPr>
-        <w:numPr>
-          <w:ilvl w:val="0"/>
-          <w:numId w:val="12"/>
-        </w:numPr>
-        <w:spacing w:after="0" w:line="240" w:lineRule="auto"/>
-        <w:rPr>
-          <w:rFonts w:ascii="Cascadia Code" w:hAnsi="Cascadia Code"/>
-        </w:rPr>
-      </w:pPr>
-      <w:r>
-        <w:rPr>
-          <w:rFonts w:ascii="Cascadia Code" w:hAnsi="Cascadia Code"/>
-        </w:rPr>
-        <w:t xml:space="preserve">Внедрить </w:t>
-      </w:r>
-      <w:proofErr w:type="spellStart"/>
-      <w:r>
-        <w:rPr>
-          <w:rFonts w:ascii="Cascadia Code" w:hAnsi="Cascadia Code"/>
-        </w:rPr>
-        <w:t>Redis</w:t>
-      </w:r>
-      <w:proofErr w:type="spellEnd"/>
-      <w:r>
-        <w:rPr>
-          <w:rFonts w:ascii="Cascadia Code" w:hAnsi="Cascadia Code"/>
-        </w:rPr>
-        <w:t xml:space="preserve"> для кеширования часто запрашиваемых данных (например, списка курсов).</w:t>
-      </w:r>
-    </w:p>
-    <w:p>
-      <w:pPr>
-        <w:numPr>
-          <w:ilvl w:val="0"/>
-          <w:numId w:val="12"/>
-        </w:numPr>
-        <w:spacing w:after="0" w:line="240" w:lineRule="auto"/>
-        <w:rPr>
-          <w:rFonts w:ascii="Cascadia Code" w:hAnsi="Cascadia Code"/>
-        </w:rPr>
-      </w:pPr>
-      <w:r>
-        <w:rPr>
-          <w:rFonts w:ascii="Cascadia Code" w:hAnsi="Cascadia Code"/>
-        </w:rPr>
-        <w:t>Оптимизировать производительность (ленивая загрузка, код-</w:t>
-      </w:r>
-      <w:proofErr w:type="spellStart"/>
-      <w:r>
-        <w:rPr>
-          <w:rFonts w:ascii="Cascadia Code" w:hAnsi="Cascadia Code"/>
-        </w:rPr>
-        <w:t>сплиттинг</w:t>
-      </w:r>
-      <w:proofErr w:type="spellEnd"/>
-      <w:r>
-        <w:rPr>
-          <w:rFonts w:ascii="Cascadia Code" w:hAnsi="Cascadia Code"/>
-        </w:rPr>
-        <w:t>).</w:t>
-      </w:r>
-    </w:p>
-    <w:p>
-      <w:pPr>
-        <w:numPr>
-          <w:ilvl w:val="0"/>
-          <w:numId w:val="12"/>
-        </w:numPr>
-        <w:spacing w:after="0" w:line="240" w:lineRule="auto"/>
-        <w:rPr>
-          <w:rFonts w:ascii="Cascadia Code" w:hAnsi="Cascadia Code"/>
-        </w:rPr>
-      </w:pPr>
-      <w:r>
-        <w:rPr>
-          <w:rFonts w:ascii="Cascadia Code" w:hAnsi="Cascadia Code"/>
-        </w:rPr>
-        <w:t>Провести бета-тестирование среди всех студентов колледжа.</w:t>
-      </w:r>
-    </w:p>
-    <w:p>
-      <w:pPr>
-        <w:numPr>
-          <w:ilvl w:val="0"/>
-          <w:numId w:val="12"/>
-        </w:numPr>
-        <w:spacing w:after="0" w:line="240" w:lineRule="auto"/>
-        <w:rPr>
-          <w:rFonts w:ascii="Cascadia Code" w:hAnsi="Cascadia Code"/>
-        </w:rPr>
-      </w:pPr>
-      <w:r>
-        <w:rPr>
-          <w:rFonts w:ascii="Cascadia Code" w:hAnsi="Cascadia Code"/>
-        </w:rPr>
-        <w:t>Собрать обратную связь, исправить ошибки.</w:t>
-      </w:r>
-    </w:p>
-    <w:p>
-      <w:pPr>
-        <w:numPr>
-          <w:ilvl w:val="0"/>
-          <w:numId w:val="12"/>
-        </w:numPr>
-        <w:spacing w:after="0" w:line="240" w:lineRule="auto"/>
-        <w:rPr>
-          <w:rFonts w:ascii="Cascadia Code" w:hAnsi="Cascadia Code"/>
-        </w:rPr>
-      </w:pPr>
-      <w:r>
-        <w:rPr>
-          <w:rFonts w:ascii="Cascadia Code" w:hAnsi="Cascadia Code"/>
-        </w:rPr>
-        <w:t>Подготовить документацию для преподавателей.</w:t>
-      </w:r>
-    </w:p>
-    <w:p>
-      <w:pPr>
-        <w:numPr>
-          <w:ilvl w:val="0"/>
-          <w:numId w:val="12"/>
-        </w:numPr>
-        <w:spacing w:after="0" w:line="240" w:lineRule="auto"/>
-        <w:rPr>
-          <w:rFonts w:ascii="Cascadia Code" w:hAnsi="Cascadia Code"/>
-        </w:rPr>
-      </w:pPr>
-      <w:r>
-        <w:rPr>
-          <w:rFonts w:ascii="Cascadia Code" w:hAnsi="Cascadia Code"/>
-        </w:rPr>
-        <w:t>Запустить платформу официально (анонс на сайте колледжа).</w:t>
-      </w:r>
-    </w:p>
-    <w:p>
-      <w:pPr>
-        <w:spacing w:after="0" w:line="240" w:lineRule="auto"/>
-        <w:rPr>
-          <w:rFonts w:ascii="Cascadia Code" w:hAnsi="Cascadia Code"/>
-        </w:rPr>
-      </w:pPr>
-    </w:p>
-    <w:p>
-      <w:pPr>
-        <w:spacing w:after="0" w:line="240" w:lineRule="auto"/>
-        <w:rPr>
-          <w:rFonts w:ascii="Cascadia Code" w:hAnsi="Cascadia Code"/>
-          <w:b/>
-          <w:bCs/>
-        </w:rPr>
-      </w:pPr>
-      <w:r>
-        <w:rPr>
-          <w:rFonts w:ascii="Cascadia Code" w:hAnsi="Cascadia Code"/>
-          <w:b/>
-          <w:bCs/>
-        </w:rPr>
-        <w:t>7. Требования к безопасности</w:t>
+        <w:t>. Требования к безопасности</w:t>
       </w:r>
     </w:p>
     <w:p>
@@ -4601,7 +3756,6 @@
         <w:rPr>
           <w:rFonts w:ascii="Cascadia Code" w:hAnsi="Cascadia Code"/>
         </w:rPr>
-        <w:lastRenderedPageBreak/>
         <w:t>Все пароли хранить только в хешированном виде (</w:t>
       </w:r>
       <w:proofErr w:type="spellStart"/>
@@ -4784,123 +3938,15 @@
           <w:b/>
           <w:bCs/>
         </w:rPr>
-        <w:t>8. Критерии успешности проекта</w:t>
-      </w:r>
-    </w:p>
-    <w:p>
-      <w:pPr>
-        <w:numPr>
-          <w:ilvl w:val="0"/>
-          <w:numId w:val="14"/>
-        </w:numPr>
-        <w:spacing w:after="0" w:line="240" w:lineRule="auto"/>
-        <w:rPr>
-          <w:rFonts w:ascii="Cascadia Code" w:hAnsi="Cascadia Code"/>
-        </w:rPr>
-      </w:pPr>
-      <w:r>
-        <w:rPr>
-          <w:rFonts w:ascii="Cascadia Code" w:hAnsi="Cascadia Code"/>
-        </w:rPr>
-        <w:t>Не менее 80% студентов курса активно используют платформу (вход не реже 2 раз в неделю).</w:t>
-      </w:r>
-    </w:p>
-    <w:p>
-      <w:pPr>
-        <w:numPr>
-          <w:ilvl w:val="0"/>
-          <w:numId w:val="14"/>
-        </w:numPr>
-        <w:spacing w:after="0" w:line="240" w:lineRule="auto"/>
-        <w:rPr>
-          <w:rFonts w:ascii="Cascadia Code" w:hAnsi="Cascadia Code"/>
-        </w:rPr>
-      </w:pPr>
-      <w:r>
-        <w:rPr>
-          <w:rFonts w:ascii="Cascadia Code" w:hAnsi="Cascadia Code"/>
-        </w:rPr>
-        <w:t>Средний балл за практические задания повышается на 15% по сравнению с обычной формой сдачи.</w:t>
-      </w:r>
-    </w:p>
-    <w:p>
-      <w:pPr>
-        <w:numPr>
-          <w:ilvl w:val="0"/>
-          <w:numId w:val="14"/>
-        </w:numPr>
-        <w:spacing w:after="0" w:line="240" w:lineRule="auto"/>
-        <w:rPr>
-          <w:rFonts w:ascii="Cascadia Code" w:hAnsi="Cascadia Code"/>
-        </w:rPr>
-      </w:pPr>
-      <w:r>
-        <w:rPr>
-          <w:rFonts w:ascii="Cascadia Code" w:hAnsi="Cascadia Code"/>
-        </w:rPr>
-        <w:t>Положительные отзывы студентов и преподавателей (опрос после запуска).</w:t>
-      </w:r>
-    </w:p>
-    <w:p>
-      <w:pPr>
-        <w:numPr>
-          <w:ilvl w:val="0"/>
-          <w:numId w:val="14"/>
-        </w:numPr>
-        <w:spacing w:after="0" w:line="240" w:lineRule="auto"/>
-        <w:rPr>
-          <w:rFonts w:ascii="Cascadia Code" w:hAnsi="Cascadia Code"/>
-        </w:rPr>
-      </w:pPr>
-      <w:r>
-        <w:rPr>
-          <w:rFonts w:ascii="Cascadia Code" w:hAnsi="Cascadia Code"/>
-        </w:rPr>
-        <w:t>Количество загруженных студентами мемов – не менее 50 в первый месяц после запуска.</w:t>
-      </w:r>
-    </w:p>
-    <w:p>
-      <w:pPr>
-        <w:numPr>
-          <w:ilvl w:val="0"/>
-          <w:numId w:val="14"/>
-        </w:numPr>
-        <w:spacing w:after="0" w:line="240" w:lineRule="auto"/>
-        <w:rPr>
-          <w:rFonts w:ascii="Cascadia Code" w:hAnsi="Cascadia Code"/>
-        </w:rPr>
-      </w:pPr>
-      <w:r>
-        <w:rPr>
-          <w:rFonts w:ascii="Cascadia Code" w:hAnsi="Cascadia Code"/>
-        </w:rPr>
-        <w:t>Время отклика системы не превышает 2 секунд при одновременной работе 50 пользователей.</w:t>
-      </w:r>
-    </w:p>
-    <w:p>
-      <w:pPr>
-        <w:spacing w:after="0" w:line="240" w:lineRule="auto"/>
-        <w:rPr>
-          <w:rFonts w:ascii="Cascadia Code" w:hAnsi="Cascadia Code"/>
-        </w:rPr>
-      </w:pPr>
-    </w:p>
-    <w:p>
-      <w:pPr>
-        <w:spacing w:after="0" w:line="240" w:lineRule="auto"/>
+        <w:t>7</w:t>
+      </w:r>
+      <w:r>
         <w:rPr>
           <w:rFonts w:ascii="Cascadia Code" w:hAnsi="Cascadia Code"/>
           <w:b/>
           <w:bCs/>
         </w:rPr>
-      </w:pPr>
-      <w:r>
-        <w:rPr>
-          <w:rFonts w:ascii="Cascadia Code" w:hAnsi="Cascadia Code"/>
-          <w:b/>
-          <w:bCs/>
-        </w:rPr>
-        <w:t>9. Риски и их минимизация</w:t>
+        <w:t>. Риски и их минимизация</w:t>
       </w:r>
     </w:p>
     <w:tbl>
@@ -5436,127 +4482,15 @@
           <w:b/>
           <w:bCs/>
         </w:rPr>
-        <w:t>10. Этапы внедрения в учебный процесс</w:t>
-      </w:r>
-    </w:p>
-    <w:p>
-      <w:pPr>
-        <w:numPr>
-          <w:ilvl w:val="0"/>
-          <w:numId w:val="15"/>
-        </w:numPr>
-        <w:spacing w:after="0" w:line="240" w:lineRule="auto"/>
-        <w:rPr>
-          <w:rFonts w:ascii="Cascadia Code" w:hAnsi="Cascadia Code"/>
-        </w:rPr>
-      </w:pPr>
+        <w:t>8</w:t>
+      </w:r>
       <w:r>
         <w:rPr>
           <w:rFonts w:ascii="Cascadia Code" w:hAnsi="Cascadia Code"/>
           <w:b/>
           <w:bCs/>
         </w:rPr>
-        <w:t>Пилотная группа</w:t>
-      </w:r>
-      <w:r>
-        <w:rPr>
-          <w:rFonts w:ascii="Cascadia Code" w:hAnsi="Cascadia Code"/>
-        </w:rPr>
-        <w:t> – один поток студентов (например, 3-й курс ИБ) тестирует платформу в течение месяца.</w:t>
-      </w:r>
-    </w:p>
-    <w:p>
-      <w:pPr>
-        <w:numPr>
-          <w:ilvl w:val="0"/>
-          <w:numId w:val="15"/>
-        </w:numPr>
-        <w:spacing w:after="0" w:line="240" w:lineRule="auto"/>
-        <w:rPr>
-          <w:rFonts w:ascii="Cascadia Code" w:hAnsi="Cascadia Code"/>
-        </w:rPr>
-      </w:pPr>
-      <w:r>
-        <w:rPr>
-          <w:rFonts w:ascii="Cascadia Code" w:hAnsi="Cascadia Code"/>
-        </w:rPr>
-        <w:t>Сбор обратной связи, доработка по результатам.</w:t>
-      </w:r>
-    </w:p>
-    <w:p>
-      <w:pPr>
-        <w:numPr>
-          <w:ilvl w:val="0"/>
-          <w:numId w:val="15"/>
-        </w:numPr>
-        <w:spacing w:after="0" w:line="240" w:lineRule="auto"/>
-        <w:rPr>
-          <w:rFonts w:ascii="Cascadia Code" w:hAnsi="Cascadia Code"/>
-        </w:rPr>
-      </w:pPr>
-      <w:r>
-        <w:rPr>
-          <w:rFonts w:ascii="Cascadia Code" w:hAnsi="Cascadia Code"/>
-        </w:rPr>
-        <w:t>Поэтапное подключение всех групп, использующих дисциплины, покрытые контентом.</w:t>
-      </w:r>
-    </w:p>
-    <w:p>
-      <w:pPr>
-        <w:numPr>
-          <w:ilvl w:val="0"/>
-          <w:numId w:val="15"/>
-        </w:numPr>
-        <w:spacing w:after="0" w:line="240" w:lineRule="auto"/>
-        <w:rPr>
-          <w:rFonts w:ascii="Cascadia Code" w:hAnsi="Cascadia Code"/>
-        </w:rPr>
-      </w:pPr>
-      <w:r>
-        <w:rPr>
-          <w:rFonts w:ascii="Cascadia Code" w:hAnsi="Cascadia Code"/>
-        </w:rPr>
-        <w:t xml:space="preserve">Интеграция с расписанием и системой оценок </w:t>
-      </w:r>
-      <w:proofErr w:type="spellStart"/>
-      <w:r>
-        <w:rPr>
-          <w:rFonts w:ascii="Cascadia Code" w:hAnsi="Cascadia Code"/>
-        </w:rPr>
-        <w:t>Moodle</w:t>
-      </w:r>
-      <w:proofErr w:type="spellEnd"/>
-      <w:r>
-        <w:rPr>
-          <w:rFonts w:ascii="Cascadia Code" w:hAnsi="Cascadia Code"/>
-        </w:rPr>
-        <w:t xml:space="preserve"> (на уровне ручного экспорта/импорта, если потребуется).</w:t>
-      </w:r>
-    </w:p>
-    <w:p>
-      <w:pPr>
-        <w:spacing w:after="0" w:line="240" w:lineRule="auto"/>
-        <w:rPr>
-          <w:rFonts w:ascii="Cascadia Code" w:hAnsi="Cascadia Code"/>
-        </w:rPr>
-      </w:pPr>
-    </w:p>
-    <w:p>
-      <w:pPr>
-        <w:spacing w:after="0" w:line="240" w:lineRule="auto"/>
-        <w:rPr>
-          <w:rFonts w:ascii="Cascadia Code" w:hAnsi="Cascadia Code"/>
-          <w:b/>
-          <w:bCs/>
-        </w:rPr>
-      </w:pPr>
-      <w:r>
-        <w:rPr>
-          <w:rFonts w:ascii="Cascadia Code" w:hAnsi="Cascadia Code"/>
-          <w:b/>
-          <w:bCs/>
-        </w:rPr>
-        <w:t>11. Бюджет (ориентировочный)</w:t>
+        <w:t>. Бюджет (ориентировочный)</w:t>
       </w:r>
     </w:p>
     <w:tbl>
@@ -5901,7 +4835,6 @@
                 <w:sz w:val="20"/>
                 <w:szCs w:val="20"/>
               </w:rPr>
-              <w:lastRenderedPageBreak/>
               <w:t>Резервное копирование</w:t>
             </w:r>
           </w:p>
@@ -6107,7 +5040,15 @@
           <w:b/>
           <w:bCs/>
         </w:rPr>
-        <w:t>12. План технической документации</w:t>
+        <w:t>9</w:t>
+      </w:r>
+      <w:r>
+        <w:rPr>
+          <w:rFonts w:ascii="Cascadia Code" w:hAnsi="Cascadia Code"/>
+          <w:b/>
+          <w:bCs/>
+        </w:rPr>
+        <w:t>. План технической документации</w:t>
       </w:r>
     </w:p>
     <w:p>
@@ -6194,160 +5135,6 @@
           <w:rFonts w:ascii="Cascadia Code" w:hAnsi="Cascadia Code"/>
         </w:rPr>
         <w:t>Схема БД с комментариями.</w:t>
-      </w:r>
-    </w:p>
-    <w:p>
-      <w:pPr>
-        <w:spacing w:after="0" w:line="240" w:lineRule="auto"/>
-        <w:rPr>
-          <w:rFonts w:ascii="Cascadia Code" w:hAnsi="Cascadia Code"/>
-        </w:rPr>
-      </w:pPr>
-    </w:p>
-    <w:p>
-      <w:pPr>
-        <w:spacing w:after="0" w:line="240" w:lineRule="auto"/>
-        <w:rPr>
-          <w:rFonts w:ascii="Cascadia Code" w:hAnsi="Cascadia Code"/>
-          <w:b/>
-          <w:bCs/>
-        </w:rPr>
-      </w:pPr>
-      <w:r>
-        <w:rPr>
-          <w:rFonts w:ascii="Cascadia Code" w:hAnsi="Cascadia Code"/>
-          <w:b/>
-          <w:bCs/>
-        </w:rPr>
-        <w:t>13. Сроки и контроль</w:t>
-      </w:r>
-    </w:p>
-    <w:p>
-      <w:pPr>
-        <w:numPr>
-          <w:ilvl w:val="0"/>
-          <w:numId w:val="17"/>
-        </w:numPr>
-        <w:spacing w:after="0" w:line="240" w:lineRule="auto"/>
-        <w:rPr>
-          <w:rFonts w:ascii="Cascadia Code" w:hAnsi="Cascadia Code"/>
-        </w:rPr>
-      </w:pPr>
-      <w:r>
-        <w:rPr>
-          <w:rFonts w:ascii="Cascadia Code" w:hAnsi="Cascadia Code"/>
-        </w:rPr>
-        <w:t>Общая длительность проекта: </w:t>
-      </w:r>
-      <w:r>
-        <w:rPr>
-          <w:rFonts w:ascii="Cascadia Code" w:hAnsi="Cascadia Code"/>
-          <w:b/>
-          <w:bCs/>
-        </w:rPr>
-        <w:t>~8 месяцев</w:t>
-      </w:r>
-      <w:r>
-        <w:rPr>
-          <w:rFonts w:ascii="Cascadia Code" w:hAnsi="Cascadia Code"/>
-        </w:rPr>
-        <w:t>.</w:t>
-      </w:r>
-    </w:p>
-    <w:p>
-      <w:pPr>
-        <w:numPr>
-          <w:ilvl w:val="0"/>
-          <w:numId w:val="17"/>
-        </w:numPr>
-        <w:spacing w:after="0" w:line="240" w:lineRule="auto"/>
-        <w:rPr>
-          <w:rFonts w:ascii="Cascadia Code" w:hAnsi="Cascadia Code"/>
-        </w:rPr>
-      </w:pPr>
-      <w:r>
-        <w:rPr>
-          <w:rFonts w:ascii="Cascadia Code" w:hAnsi="Cascadia Code"/>
-        </w:rPr>
-        <w:t>Контрольные точки:</w:t>
-      </w:r>
-    </w:p>
-    <w:p>
-      <w:pPr>
-        <w:numPr>
-          <w:ilvl w:val="1"/>
-          <w:numId w:val="17"/>
-        </w:numPr>
-        <w:spacing w:after="0" w:line="240" w:lineRule="auto"/>
-        <w:rPr>
-          <w:rFonts w:ascii="Cascadia Code" w:hAnsi="Cascadia Code"/>
-        </w:rPr>
-      </w:pPr>
-      <w:r>
-        <w:rPr>
-          <w:rFonts w:ascii="Cascadia Code" w:hAnsi="Cascadia Code"/>
-          <w:b/>
-          <w:bCs/>
-        </w:rPr>
-        <w:t>Через 3 месяца</w:t>
-      </w:r>
-      <w:r>
-        <w:rPr>
-          <w:rFonts w:ascii="Cascadia Code" w:hAnsi="Cascadia Code"/>
-        </w:rPr>
-        <w:t> – демо-версия MVP для узкого круга.</w:t>
-      </w:r>
-    </w:p>
-    <w:p>
-      <w:pPr>
-        <w:numPr>
-          <w:ilvl w:val="1"/>
-          <w:numId w:val="17"/>
-        </w:numPr>
-        <w:spacing w:after="0" w:line="240" w:lineRule="auto"/>
-        <w:rPr>
-          <w:rFonts w:ascii="Cascadia Code" w:hAnsi="Cascadia Code"/>
-        </w:rPr>
-      </w:pPr>
-      <w:r>
-        <w:rPr>
-          <w:rFonts w:ascii="Cascadia Code" w:hAnsi="Cascadia Code"/>
-          <w:b/>
-          <w:bCs/>
-        </w:rPr>
-        <w:t>Через 6 месяцев</w:t>
-      </w:r>
-      <w:r>
-        <w:rPr>
-          <w:rFonts w:ascii="Cascadia Code" w:hAnsi="Cascadia Code"/>
-        </w:rPr>
-        <w:t> – бета-версия с песочницей.</w:t>
-      </w:r>
-    </w:p>
-    <w:p>
-      <w:pPr>
-        <w:numPr>
-          <w:ilvl w:val="1"/>
-          <w:numId w:val="17"/>
-        </w:numPr>
-        <w:spacing w:after="0" w:line="240" w:lineRule="auto"/>
-        <w:rPr>
-          <w:rFonts w:ascii="Cascadia Code" w:hAnsi="Cascadia Code"/>
-        </w:rPr>
-      </w:pPr>
-      <w:r>
-        <w:rPr>
-          <w:rFonts w:ascii="Cascadia Code" w:hAnsi="Cascadia Code"/>
-          <w:b/>
-          <w:bCs/>
-        </w:rPr>
-        <w:t>Через 8 месяцев</w:t>
-      </w:r>
-      <w:r>
-        <w:rPr>
-          <w:rFonts w:ascii="Cascadia Code" w:hAnsi="Cascadia Code"/>
-        </w:rPr>
-        <w:t> – полноценный запуск.</w:t>
       </w:r>
     </w:p>
     <w:p>
@@ -9616,6 +8403,7 @@
   <w:style w:type="character" w:default="1" w:styleId="a0">
     <w:name w:val="Default Paragraph Font"/>
     <w:uiPriority w:val="1"/>
+    <w:semiHidden/>
     <w:unhideWhenUsed/>
   </w:style>
   <w:style w:type="table" w:default="1" w:styleId="a1">
